--- a/Manuscript/Quantitative Plant Biology/Manuscript.docx
+++ b/Manuscript/Quantitative Plant Biology/Manuscript.docx
@@ -409,7 +409,19 @@
         <w:rPr>
           <w:rFonts w:ascii="Times New Roman" w:hAnsi="Times New Roman" w:cs="Times New Roman"/>
         </w:rPr>
-        <w:t>across 127 independent studies on 92 species from 23 orders of terrestrial and aquatic plants</w:t>
+        <w:t>across 12</w:t>
+      </w:r>
+      <w:r>
+        <w:rPr>
+          <w:rFonts w:ascii="Times New Roman" w:hAnsi="Times New Roman" w:cs="Times New Roman"/>
+        </w:rPr>
+        <w:t>9</w:t>
+      </w:r>
+      <w:r>
+        <w:rPr>
+          <w:rFonts w:ascii="Times New Roman" w:hAnsi="Times New Roman" w:cs="Times New Roman"/>
+        </w:rPr>
+        <w:t xml:space="preserve"> independent studies on 92 species from 23 orders of terrestrial and aquatic plants</w:t>
       </w:r>
       <w:r>
         <w:rPr>
@@ -693,19 +705,7 @@
         <w:rPr>
           <w:rFonts w:ascii="Times New Roman" w:hAnsi="Times New Roman" w:cs="Times New Roman"/>
         </w:rPr>
-        <w:t xml:space="preserve">Detrital photosynthesis provides a mechanism opposing </w:t>
-      </w:r>
-      <w:r>
-        <w:rPr>
-          <w:rFonts w:ascii="Times New Roman" w:hAnsi="Times New Roman" w:cs="Times New Roman"/>
-        </w:rPr>
-        <w:t>photodegradation</w:t>
-      </w:r>
-      <w:r>
-        <w:rPr>
-          <w:rFonts w:ascii="Times New Roman" w:hAnsi="Times New Roman" w:cs="Times New Roman"/>
-        </w:rPr>
-        <w:t xml:space="preserve"> by which light can slow decomposition. </w:t>
+        <w:t xml:space="preserve">Detrital photosynthesis provides a mechanism opposing photodegradation by which light can slow decomposition. </w:t>
       </w:r>
       <w:r>
         <w:rPr>
@@ -981,7 +981,19 @@
         <w:rPr>
           <w:rFonts w:ascii="Times New Roman" w:hAnsi="Times New Roman" w:cs="Times New Roman"/>
         </w:rPr>
-        <w:t>Except for wrack, k</w:t>
+        <w:t xml:space="preserve">Except for </w:t>
+      </w:r>
+      <w:r>
+        <w:rPr>
+          <w:rFonts w:ascii="Times New Roman" w:hAnsi="Times New Roman" w:cs="Times New Roman"/>
+        </w:rPr>
+        <w:t xml:space="preserve">stranded </w:t>
+      </w:r>
+      <w:r>
+        <w:rPr>
+          <w:rFonts w:ascii="Times New Roman" w:hAnsi="Times New Roman" w:cs="Times New Roman"/>
+        </w:rPr>
+        <w:t>wrack, k</w:t>
       </w:r>
       <w:r>
         <w:rPr>
@@ -1230,7 +1242,31 @@
         <w:rPr>
           <w:rFonts w:ascii="Times New Roman" w:hAnsi="Times New Roman" w:cs="Times New Roman"/>
         </w:rPr>
-        <w:t xml:space="preserve">. And if the fragment happens to be reproductive tissue, detritus can even be a vector for dispersal </w:t>
+        <w:t xml:space="preserve">. And if </w:t>
+      </w:r>
+      <w:r>
+        <w:rPr>
+          <w:rFonts w:ascii="Times New Roman" w:hAnsi="Times New Roman" w:cs="Times New Roman"/>
+        </w:rPr>
+        <w:t>detritus</w:t>
+      </w:r>
+      <w:r>
+        <w:rPr>
+          <w:rFonts w:ascii="Times New Roman" w:hAnsi="Times New Roman" w:cs="Times New Roman"/>
+        </w:rPr>
+        <w:t xml:space="preserve"> happens to be reproductive tissue, </w:t>
+      </w:r>
+      <w:r>
+        <w:rPr>
+          <w:rFonts w:ascii="Times New Roman" w:hAnsi="Times New Roman" w:cs="Times New Roman"/>
+        </w:rPr>
+        <w:t>it</w:t>
+      </w:r>
+      <w:r>
+        <w:rPr>
+          <w:rFonts w:ascii="Times New Roman" w:hAnsi="Times New Roman" w:cs="Times New Roman"/>
+        </w:rPr>
+        <w:t xml:space="preserve"> can even be a vector for dispersal </w:t>
       </w:r>
       <w:r>
         <w:rPr>
@@ -2065,7 +2101,37 @@
         <w:rPr>
           <w:rFonts w:ascii="Times New Roman" w:hAnsi="Times New Roman" w:cs="Times New Roman"/>
         </w:rPr>
-        <w:t xml:space="preserve"> and noted the ability of excised tissue </w:t>
+        <w:t xml:space="preserve"> </w:t>
+      </w:r>
+      <w:r>
+        <w:rPr>
+          <w:rFonts w:ascii="Times New Roman" w:hAnsi="Times New Roman" w:cs="Times New Roman"/>
+        </w:rPr>
+        <w:t>{Josselyn and Mathieson, 1980, #46927}</w:t>
+      </w:r>
+      <w:r>
+        <w:rPr>
+          <w:rFonts w:ascii="Times New Roman" w:hAnsi="Times New Roman" w:cs="Times New Roman"/>
+        </w:rPr>
+        <w:t xml:space="preserve"> </w:t>
+      </w:r>
+      <w:r>
+        <w:rPr>
+          <w:rFonts w:ascii="Times New Roman" w:hAnsi="Times New Roman" w:cs="Times New Roman"/>
+        </w:rPr>
+        <w:t>{Rice and Tenore, 1981, #62280}</w:t>
+      </w:r>
+      <w:r>
+        <w:rPr>
+          <w:rFonts w:ascii="Times New Roman" w:hAnsi="Times New Roman" w:cs="Times New Roman"/>
+        </w:rPr>
+        <w:t xml:space="preserve"> </w:t>
+      </w:r>
+      <w:r>
+        <w:rPr>
+          <w:rFonts w:ascii="Times New Roman" w:hAnsi="Times New Roman" w:cs="Times New Roman"/>
+        </w:rPr>
+        <w:t xml:space="preserve">and noted the ability of excised tissue </w:t>
       </w:r>
       <w:r>
         <w:rPr>
@@ -2635,7 +2701,14 @@
         <w:rPr>
           <w:rFonts w:ascii="Times New Roman" w:hAnsi="Times New Roman" w:cs="Times New Roman"/>
         </w:rPr>
-        <w:t>, 2019)</w:t>
+        <w:t xml:space="preserve">, </w:t>
+      </w:r>
+      <w:r>
+        <w:rPr>
+          <w:rFonts w:ascii="Times New Roman" w:hAnsi="Times New Roman" w:cs="Times New Roman"/>
+        </w:rPr>
+        <w:lastRenderedPageBreak/>
+        <w:t>2019)</w:t>
       </w:r>
       <w:r>
         <w:rPr>
@@ -2696,14 +2769,7 @@
         <w:rPr>
           <w:rFonts w:ascii="Times New Roman" w:hAnsi="Times New Roman" w:cs="Times New Roman"/>
         </w:rPr>
-        <w:t xml:space="preserve">. Roots can also tap </w:t>
-      </w:r>
-      <w:r>
-        <w:rPr>
-          <w:rFonts w:ascii="Times New Roman" w:hAnsi="Times New Roman" w:cs="Times New Roman"/>
-        </w:rPr>
-        <w:lastRenderedPageBreak/>
-        <w:t xml:space="preserve">into nutrient pools that are unavailable to leaves, such as particulate </w:t>
+        <w:t xml:space="preserve">. Roots can also tap into nutrient pools that are unavailable to leaves, such as particulate </w:t>
       </w:r>
       <w:r>
         <w:rPr>
@@ -4220,7 +4286,6 @@
             <w:i/>
             <w:iCs/>
           </w:rPr>
-          <w:lastRenderedPageBreak/>
           <m:t>α</m:t>
         </m:r>
         <m:r>
@@ -5001,17 +5066,7 @@
           <w:i/>
           <w:iCs/>
         </w:rPr>
-        <w:t>Statistical</w:t>
-      </w:r>
-      <w:r>
-        <w:rPr>
-          <w:rFonts w:ascii="Times New Roman" w:hAnsi="Times New Roman" w:cs="Times New Roman"/>
-          <w:b/>
-          <w:bCs/>
-          <w:i/>
-          <w:iCs/>
-        </w:rPr>
-        <w:t xml:space="preserve"> model</w:t>
+        <w:t>Statistical model</w:t>
       </w:r>
     </w:p>
     <w:p>
@@ -5103,7 +5158,14 @@
         <w:rPr>
           <w:rFonts w:ascii="Times New Roman" w:hAnsi="Times New Roman" w:cs="Times New Roman"/>
         </w:rPr>
-        <w:t>) AND (week* OR day* OR hour* OR minute* OR time OR age)” in Web of Science (</w:t>
+        <w:t xml:space="preserve">) AND (week* OR </w:t>
+      </w:r>
+      <w:r>
+        <w:rPr>
+          <w:rFonts w:ascii="Times New Roman" w:hAnsi="Times New Roman" w:cs="Times New Roman"/>
+        </w:rPr>
+        <w:lastRenderedPageBreak/>
+        <w:t>day* OR hour* OR minute* OR time OR age)” in Web of Science (</w:t>
       </w:r>
       <w:hyperlink r:id="rId10" w:history="1">
         <w:r>
@@ -5127,14 +5189,7 @@
         <w:rPr>
           <w:rFonts w:ascii="Times New Roman" w:hAnsi="Times New Roman" w:cs="Times New Roman"/>
         </w:rPr>
-        <w:t xml:space="preserve">) and </w:t>
-      </w:r>
-      <w:r>
-        <w:rPr>
-          <w:rFonts w:ascii="Times New Roman" w:hAnsi="Times New Roman" w:cs="Times New Roman"/>
-        </w:rPr>
-        <w:lastRenderedPageBreak/>
-        <w:t>Google Scholar (</w:t>
+        <w:t>) and Google Scholar (</w:t>
       </w:r>
       <w:hyperlink r:id="rId11" w:history="1">
         <w:r>
@@ -5762,31 +5817,7 @@
         <w:rPr>
           <w:rFonts w:ascii="Times New Roman" w:hAnsi="Times New Roman" w:cs="Times New Roman"/>
         </w:rPr>
-        <w:t xml:space="preserve">Due to the data scarcity for seagrasses, I conducted an experiment </w:t>
-      </w:r>
-      <w:r>
-        <w:rPr>
-          <w:rFonts w:ascii="Times New Roman" w:hAnsi="Times New Roman" w:cs="Times New Roman"/>
-        </w:rPr>
-        <w:t>(</w:t>
-      </w:r>
-      <w:r>
-        <w:rPr>
-          <w:rFonts w:ascii="Times New Roman" w:hAnsi="Times New Roman" w:cs="Times New Roman"/>
-        </w:rPr>
-        <w:t xml:space="preserve">see </w:t>
-      </w:r>
-      <w:r>
-        <w:rPr>
-          <w:rFonts w:ascii="Times New Roman" w:hAnsi="Times New Roman" w:cs="Times New Roman"/>
-        </w:rPr>
-        <w:t>Supplementary methods)</w:t>
-      </w:r>
-      <w:r>
-        <w:rPr>
-          <w:rFonts w:ascii="Times New Roman" w:hAnsi="Times New Roman" w:cs="Times New Roman"/>
-        </w:rPr>
-        <w:t xml:space="preserve"> to add original data for this group.</w:t>
+        <w:t>Due to the data scarcity for seagrasses, I conducted an experiment (see Supplementary methods) to add original data for this group.</w:t>
       </w:r>
     </w:p>
     <w:p>
@@ -5808,6 +5839,7 @@
         <w:rPr>
           <w:rFonts w:ascii="Times New Roman" w:hAnsi="Times New Roman" w:cs="Times New Roman"/>
         </w:rPr>
+        <w:lastRenderedPageBreak/>
         <w:t xml:space="preserve">It is noteworthy that all freshwater plants belonged to the order </w:t>
       </w:r>
       <w:proofErr w:type="spellStart"/>
@@ -5822,14 +5854,7 @@
         <w:rPr>
           <w:rFonts w:ascii="Times New Roman" w:hAnsi="Times New Roman" w:cs="Times New Roman"/>
         </w:rPr>
-        <w:t xml:space="preserve">, like seagrasses, and all seaweeds belonged to the green and brown algae (Table S1). My distinction between </w:t>
-      </w:r>
-      <w:r>
-        <w:rPr>
-          <w:rFonts w:ascii="Times New Roman" w:hAnsi="Times New Roman" w:cs="Times New Roman"/>
-        </w:rPr>
-        <w:lastRenderedPageBreak/>
-        <w:t xml:space="preserve">freshwater and terrestrial plants is based on </w:t>
+        <w:t xml:space="preserve">, like seagrasses, and all seaweeds belonged to the green and brown algae (Table S1). My distinction between freshwater and terrestrial plants is based on </w:t>
       </w:r>
       <w:proofErr w:type="gramStart"/>
       <w:r>
@@ -6774,14 +6799,14 @@
         <w:rPr>
           <w:rFonts w:ascii="Times New Roman" w:hAnsi="Times New Roman" w:cs="Times New Roman"/>
         </w:rPr>
-        <w:t xml:space="preserve">. Prior to analysis, I normalised observations to proportions by dividing by the initial observation or mean of initial observations in the timeseries. This was the favourable choice as opposed to min-max normalisation, since many detrital photosynthesis data already come expressed as % or proportion of initial. The drawback </w:t>
+        <w:t xml:space="preserve">. Prior to analysis, I normalised observations to proportions by dividing by the initial observation or mean of initial observations in the </w:t>
       </w:r>
       <w:r>
         <w:rPr>
           <w:rFonts w:ascii="Times New Roman" w:hAnsi="Times New Roman" w:cs="Times New Roman"/>
         </w:rPr>
         <w:lastRenderedPageBreak/>
-        <w:t xml:space="preserve">is that data aren’t fully brought onto the same scale because some variables allow negative proportions (e.g. net gas exchange) while most don’t (e.g. </w:t>
+        <w:t xml:space="preserve">timeseries. This was the favourable choice as opposed to min-max normalisation, since many detrital photosynthesis data already come expressed as % or proportion of initial. The drawback is that data aren’t fully brought onto the same scale because some variables allow negative proportions (e.g. net gas exchange) while most don’t (e.g. </w:t>
       </w:r>
       <w:proofErr w:type="spellStart"/>
       <w:r>
@@ -7525,6 +7550,7 @@
           <w:i/>
           <w:iCs/>
         </w:rPr>
+        <w:lastRenderedPageBreak/>
         <w:t>P</w:t>
       </w:r>
       <w:r>
@@ -7588,14 +7614,7 @@
         <w:rPr>
           <w:rFonts w:ascii="Times New Roman" w:hAnsi="Times New Roman" w:cs="Times New Roman"/>
         </w:rPr>
-        <w:t xml:space="preserve"> (Figure 1b, Table 1). This difference between mass- and leaf-based estimates was primarily due to </w:t>
-      </w:r>
-      <w:r>
-        <w:rPr>
-          <w:rFonts w:ascii="Times New Roman" w:hAnsi="Times New Roman" w:cs="Times New Roman"/>
-        </w:rPr>
-        <w:lastRenderedPageBreak/>
-        <w:t xml:space="preserve">varying trends for </w:t>
+        <w:t xml:space="preserve"> (Figure 1b, Table 1). This difference between mass- and leaf-based estimates was primarily due to varying trends for </w:t>
       </w:r>
       <w:r>
         <w:rPr>
@@ -8541,7 +8560,7 @@
         </w:rPr>
         <w:lastRenderedPageBreak/>
         <w:drawing>
-          <wp:inline distT="0" distB="0" distL="0" distR="0" wp14:anchorId="426CAB58" wp14:editId="6EE67A65">
+          <wp:inline distT="0" distB="0" distL="0" distR="0" wp14:anchorId="426CAB58" wp14:editId="394D20AE">
             <wp:extent cx="5943600" cy="5943600"/>
             <wp:effectExtent l="0" t="0" r="0" b="0"/>
             <wp:docPr id="728209777" name="Picture 1" descr="A graph of different types of numbers&#10;&#10;AI-generated content may be incorrect."/>
@@ -12455,7 +12474,7 @@
         </w:rPr>
         <w:lastRenderedPageBreak/>
         <w:drawing>
-          <wp:inline distT="0" distB="0" distL="0" distR="0" wp14:anchorId="1B8ADF2D" wp14:editId="20E43C35">
+          <wp:inline distT="0" distB="0" distL="0" distR="0" wp14:anchorId="1B8ADF2D" wp14:editId="0050DD79">
             <wp:extent cx="5943600" cy="4462780"/>
             <wp:effectExtent l="0" t="0" r="0" b="0"/>
             <wp:docPr id="5976207" name="Picture 2" descr="A group of graphs showing different plants&#10;&#10;AI-generated content may be incorrect."/>
